--- a/Documents/IT Document.docx
+++ b/Documents/IT Document.docx
@@ -427,7 +427,7 @@
         <w:pStyle w:val="Heading1"/>
         <w:numPr>
           <w:ilvl w:val="0"/>
-          <w:numId w:val="3"/>
+          <w:numId w:val="5"/>
         </w:numPr>
         <w:ind w:left="288" w:hanging="288"/>
         <w:rPr/>
@@ -533,7 +533,7 @@
           <w:szCs w:val="20"/>
           <w:rtl w:val="0"/>
         </w:rPr>
-        <w:t xml:space="preserve">JavaScript/TypeScript: Used for front-end interactivity, specifically the logic for the Species Guessing Game (e.g., the unblurring effect and score calculation) and the Geoguessr game. </w:t>
+        <w:t xml:space="preserve">JavaScript/TypeScript: Used for front-end interactivity, specifically the logic for the Species Guessing Game (e.g., the unblurring effect and score calculation) and the Geoguessr game. Also used to implement Time Trials mode logic, hint system with score penalties, and localStorage-based high score persistence for the Species Guessing Game.</w:t>
       </w:r>
     </w:p>
     <w:p>
@@ -563,10 +563,35 @@
     </w:p>
     <w:p>
       <w:pPr>
+        <w:numPr>
+          <w:ilvl w:val="0"/>
+          <w:numId w:val="2"/>
+        </w:numPr>
+        <w:shd w:fill="ffffff" w:val="clear"/>
+        <w:ind w:left="720" w:hanging="360"/>
+        <w:rPr>
+          <w:rFonts w:ascii="Arial" w:cs="Arial" w:eastAsia="Arial" w:hAnsi="Arial"/>
+          <w:sz w:val="20"/>
+          <w:szCs w:val="20"/>
+          <w:u w:val="none"/>
+        </w:rPr>
+      </w:pPr>
+      <w:r>
+        <w:rPr>
+          <w:rFonts w:ascii="Arial" w:cs="Arial" w:eastAsia="Arial" w:hAnsi="Arial"/>
+          <w:sz w:val="20"/>
+          <w:szCs w:val="20"/>
+          <w:rtl w:val="0"/>
+        </w:rPr>
+        <w:t xml:space="preserve">Shell Scripts: Used on the server to check for repository updates and clone the repository if needed. Additionally used to regenerate mapping.html if needed.</w:t>
+      </w:r>
+    </w:p>
+    <w:p>
+      <w:pPr>
         <w:pStyle w:val="Heading1"/>
         <w:numPr>
           <w:ilvl w:val="0"/>
-          <w:numId w:val="3"/>
+          <w:numId w:val="5"/>
         </w:numPr>
         <w:ind w:left="288" w:hanging="288"/>
         <w:rPr/>
@@ -826,10 +851,35 @@
     </w:p>
     <w:p>
       <w:pPr>
+        <w:numPr>
+          <w:ilvl w:val="0"/>
+          <w:numId w:val="1"/>
+        </w:numPr>
+        <w:shd w:fill="ffffff" w:val="clear"/>
+        <w:ind w:left="720" w:hanging="360"/>
+        <w:rPr>
+          <w:rFonts w:ascii="Arial" w:cs="Arial" w:eastAsia="Arial" w:hAnsi="Arial"/>
+          <w:sz w:val="20"/>
+          <w:szCs w:val="20"/>
+          <w:u w:val="none"/>
+        </w:rPr>
+      </w:pPr>
+      <w:r>
+        <w:rPr>
+          <w:rFonts w:ascii="Arial" w:cs="Arial" w:eastAsia="Arial" w:hAnsi="Arial"/>
+          <w:sz w:val="20"/>
+          <w:szCs w:val="20"/>
+          <w:rtl w:val="0"/>
+        </w:rPr>
+        <w:t xml:space="preserve">Browser localStorage: Used in the Species Guessing Game to persist high scores for Normal Mode and Time Trials Mode across browser sessions without requiring backend infrastructure.</w:t>
+      </w:r>
+    </w:p>
+    <w:p>
+      <w:pPr>
         <w:pStyle w:val="Heading1"/>
         <w:numPr>
           <w:ilvl w:val="0"/>
-          <w:numId w:val="3"/>
+          <w:numId w:val="5"/>
         </w:numPr>
         <w:ind w:left="288" w:hanging="288"/>
         <w:rPr/>
@@ -899,10 +949,236 @@
     </w:p>
     <w:p>
       <w:pPr>
+        <w:shd w:fill="ffffff" w:val="clear"/>
+        <w:rPr>
+          <w:rFonts w:ascii="Arial" w:cs="Arial" w:eastAsia="Arial" w:hAnsi="Arial"/>
+          <w:i w:val="1"/>
+          <w:iCs w:val="1"/>
+          <w:sz w:val="20"/>
+          <w:szCs w:val="20"/>
+        </w:rPr>
+      </w:pPr>
+      <w:r>
+        <w:rPr>
+          <w:rFonts w:ascii="Arial" w:cs="Arial" w:eastAsia="Arial" w:hAnsi="Arial"/>
+          <w:i w:val="1"/>
+          <w:iCs w:val="1"/>
+          <w:sz w:val="20"/>
+          <w:szCs w:val="20"/>
+          <w:rtl w:val="0"/>
+        </w:rPr>
+        <w:t xml:space="preserve">Zooguessr </w:t>
+      </w:r>
+    </w:p>
+    <w:p>
+      <w:pPr>
+        <w:numPr>
+          <w:ilvl w:val="0"/>
+          <w:numId w:val="6"/>
+        </w:numPr>
+        <w:shd w:fill="ffffff" w:val="clear"/>
+        <w:ind w:left="720" w:hanging="360"/>
+        <w:rPr>
+          <w:rFonts w:ascii="Arial" w:cs="Arial" w:eastAsia="Arial" w:hAnsi="Arial"/>
+          <w:i w:val="1"/>
+          <w:iCs w:val="1"/>
+          <w:sz w:val="20"/>
+          <w:szCs w:val="20"/>
+          <w:u w:val="none"/>
+        </w:rPr>
+      </w:pPr>
+      <w:r>
+        <w:rPr>
+          <w:rFonts w:ascii="Arial" w:cs="Arial" w:eastAsia="Arial" w:hAnsi="Arial"/>
+          <w:i w:val="1"/>
+          <w:iCs w:val="1"/>
+          <w:sz w:val="20"/>
+          <w:szCs w:val="20"/>
+          <w:rtl w:val="0"/>
+        </w:rPr>
+        <w:t xml:space="preserve">Tested the interactive map in every mode of the game, by placing pins all over the map. </w:t>
+      </w:r>
+    </w:p>
+    <w:p>
+      <w:pPr>
+        <w:numPr>
+          <w:ilvl w:val="0"/>
+          <w:numId w:val="6"/>
+        </w:numPr>
+        <w:shd w:fill="ffffff" w:val="clear"/>
+        <w:ind w:left="720" w:hanging="360"/>
+        <w:rPr>
+          <w:rFonts w:ascii="Arial" w:cs="Arial" w:eastAsia="Arial" w:hAnsi="Arial"/>
+          <w:i w:val="1"/>
+          <w:iCs w:val="1"/>
+          <w:sz w:val="20"/>
+          <w:szCs w:val="20"/>
+          <w:u w:val="none"/>
+        </w:rPr>
+      </w:pPr>
+      <w:r>
+        <w:rPr>
+          <w:rFonts w:ascii="Arial" w:cs="Arial" w:eastAsia="Arial" w:hAnsi="Arial"/>
+          <w:i w:val="1"/>
+          <w:iCs w:val="1"/>
+          <w:sz w:val="20"/>
+          <w:szCs w:val="20"/>
+          <w:rtl w:val="0"/>
+        </w:rPr>
+        <w:t xml:space="preserve">Tested the distance measuring feature by ensuring the computation was correctly executing the equation after each round. </w:t>
+      </w:r>
+    </w:p>
+    <w:p>
+      <w:pPr>
+        <w:numPr>
+          <w:ilvl w:val="1"/>
+          <w:numId w:val="6"/>
+        </w:numPr>
+        <w:shd w:fill="ffffff" w:val="clear"/>
+        <w:ind w:left="1440" w:hanging="360"/>
+        <w:rPr>
+          <w:rFonts w:ascii="Arial" w:cs="Arial" w:eastAsia="Arial" w:hAnsi="Arial"/>
+          <w:i w:val="1"/>
+          <w:iCs w:val="1"/>
+          <w:sz w:val="20"/>
+          <w:szCs w:val="20"/>
+          <w:u w:val="none"/>
+        </w:rPr>
+      </w:pPr>
+      <w:r>
+        <w:rPr>
+          <w:rFonts w:ascii="Arial" w:cs="Arial" w:eastAsia="Arial" w:hAnsi="Arial"/>
+          <w:i w:val="1"/>
+          <w:iCs w:val="1"/>
+          <w:sz w:val="20"/>
+          <w:szCs w:val="20"/>
+          <w:rtl w:val="0"/>
+        </w:rPr>
+        <w:t xml:space="preserve">Tested the score computation in all modes of the game to ensure consistency and accuracy. </w:t>
+      </w:r>
+    </w:p>
+    <w:p>
+      <w:pPr>
+        <w:numPr>
+          <w:ilvl w:val="0"/>
+          <w:numId w:val="6"/>
+        </w:numPr>
+        <w:shd w:fill="ffffff" w:val="clear"/>
+        <w:ind w:left="720" w:hanging="360"/>
+        <w:rPr>
+          <w:rFonts w:ascii="Arial" w:cs="Arial" w:eastAsia="Arial" w:hAnsi="Arial"/>
+          <w:i w:val="1"/>
+          <w:iCs w:val="1"/>
+          <w:sz w:val="20"/>
+          <w:szCs w:val="20"/>
+          <w:u w:val="none"/>
+        </w:rPr>
+      </w:pPr>
+      <w:r>
+        <w:rPr>
+          <w:rFonts w:ascii="Arial" w:cs="Arial" w:eastAsia="Arial" w:hAnsi="Arial"/>
+          <w:i w:val="1"/>
+          <w:iCs w:val="1"/>
+          <w:sz w:val="20"/>
+          <w:szCs w:val="20"/>
+          <w:rtl w:val="0"/>
+        </w:rPr>
+        <w:t xml:space="preserve">Tested the alternate game mode various times ensuring it worked as it should and different from the classic mode. </w:t>
+      </w:r>
+    </w:p>
+    <w:p>
+      <w:pPr>
+        <w:numPr>
+          <w:ilvl w:val="0"/>
+          <w:numId w:val="6"/>
+        </w:numPr>
+        <w:shd w:fill="ffffff" w:val="clear"/>
+        <w:ind w:left="720" w:hanging="360"/>
+        <w:rPr>
+          <w:rFonts w:ascii="Arial" w:cs="Arial" w:eastAsia="Arial" w:hAnsi="Arial"/>
+          <w:i w:val="1"/>
+          <w:iCs w:val="1"/>
+          <w:sz w:val="20"/>
+          <w:szCs w:val="20"/>
+          <w:u w:val="none"/>
+        </w:rPr>
+      </w:pPr>
+      <w:r>
+        <w:rPr>
+          <w:rFonts w:ascii="Arial" w:cs="Arial" w:eastAsia="Arial" w:hAnsi="Arial"/>
+          <w:i w:val="1"/>
+          <w:iCs w:val="1"/>
+          <w:sz w:val="20"/>
+          <w:szCs w:val="20"/>
+          <w:rtl w:val="0"/>
+        </w:rPr>
+        <w:t xml:space="preserve">Real-time live multiplayer mode. </w:t>
+      </w:r>
+    </w:p>
+    <w:p>
+      <w:pPr>
+        <w:numPr>
+          <w:ilvl w:val="0"/>
+          <w:numId w:val="6"/>
+        </w:numPr>
+        <w:shd w:fill="ffffff" w:val="clear"/>
+        <w:ind w:left="720" w:hanging="360"/>
+        <w:rPr>
+          <w:rFonts w:ascii="Arial" w:cs="Arial" w:eastAsia="Arial" w:hAnsi="Arial"/>
+          <w:i w:val="1"/>
+          <w:iCs w:val="1"/>
+          <w:sz w:val="20"/>
+          <w:szCs w:val="20"/>
+          <w:u w:val="none"/>
+        </w:rPr>
+      </w:pPr>
+      <w:r>
+        <w:rPr>
+          <w:rFonts w:ascii="Arial" w:cs="Arial" w:eastAsia="Arial" w:hAnsi="Arial"/>
+          <w:i w:val="1"/>
+          <w:iCs w:val="1"/>
+          <w:sz w:val="20"/>
+          <w:szCs w:val="20"/>
+          <w:rtl w:val="0"/>
+        </w:rPr>
+        <w:t xml:space="preserve">Ensure animals are displayed with info cards/popups with a small demo image pool that randomize shuffle.</w:t>
+      </w:r>
+    </w:p>
+    <w:p>
+      <w:pPr>
+        <w:numPr>
+          <w:ilvl w:val="0"/>
+          <w:numId w:val="6"/>
+        </w:numPr>
+        <w:shd w:fill="ffffff" w:val="clear"/>
+        <w:ind w:left="720" w:hanging="360"/>
+        <w:rPr>
+          <w:rFonts w:ascii="Arial" w:cs="Arial" w:eastAsia="Arial" w:hAnsi="Arial"/>
+          <w:i w:val="1"/>
+          <w:iCs w:val="1"/>
+          <w:sz w:val="20"/>
+          <w:szCs w:val="20"/>
+          <w:u w:val="none"/>
+        </w:rPr>
+      </w:pPr>
+      <w:r>
+        <w:rPr>
+          <w:rFonts w:ascii="Arial" w:cs="Arial" w:eastAsia="Arial" w:hAnsi="Arial"/>
+          <w:i w:val="1"/>
+          <w:iCs w:val="1"/>
+          <w:sz w:val="20"/>
+          <w:szCs w:val="20"/>
+          <w:rtl w:val="0"/>
+        </w:rPr>
+        <w:t xml:space="preserve">Tested Time Trials mode by completing full 5-animal sessions, hint system by using hints before and after guesses, high score persistence by reloading the page, and reset button functionality</w:t>
+      </w:r>
+    </w:p>
+    <w:p>
+      <w:pPr>
         <w:pStyle w:val="Heading1"/>
         <w:numPr>
           <w:ilvl w:val="0"/>
-          <w:numId w:val="3"/>
+          <w:numId w:val="5"/>
         </w:numPr>
         <w:ind w:left="288" w:hanging="288"/>
         <w:rPr/>
@@ -923,10 +1199,12 @@
       <w:pPr>
         <w:shd w:fill="ffffff" w:val="clear"/>
         <w:rPr>
-          <w:rFonts w:ascii="Merriweather Sans" w:cs="Merriweather Sans" w:eastAsia="Merriweather Sans" w:hAnsi="Merriweather Sans"/>
+          <w:rFonts w:ascii="Arial" w:cs="Arial" w:eastAsia="Arial" w:hAnsi="Arial"/>
           <w:i w:val="1"/>
           <w:iCs w:val="1"/>
           <w:color w:val="000000"/>
+          <w:sz w:val="20"/>
+          <w:szCs w:val="20"/>
         </w:rPr>
       </w:pPr>
       <w:r>
@@ -967,10 +1245,92 @@
         </w:rPr>
         <w:t xml:space="preserve"> listed in your RD). </w:t>
       </w:r>
-      <w:r>
-        <w:rPr>
-          <w:rtl w:val="0"/>
-        </w:rPr>
+    </w:p>
+    <w:p>
+      <w:pPr>
+        <w:numPr>
+          <w:ilvl w:val="0"/>
+          <w:numId w:val="3"/>
+        </w:numPr>
+        <w:shd w:fill="ffffff" w:val="clear"/>
+        <w:ind w:left="720" w:hanging="360"/>
+        <w:rPr>
+          <w:rFonts w:ascii="Arial" w:cs="Arial" w:eastAsia="Arial" w:hAnsi="Arial"/>
+          <w:i w:val="1"/>
+          <w:iCs w:val="1"/>
+          <w:sz w:val="20"/>
+          <w:szCs w:val="20"/>
+          <w:u w:val="none"/>
+        </w:rPr>
+      </w:pPr>
+      <w:r>
+        <w:rPr>
+          <w:rFonts w:ascii="Arial" w:cs="Arial" w:eastAsia="Arial" w:hAnsi="Arial"/>
+          <w:i w:val="1"/>
+          <w:iCs w:val="1"/>
+          <w:sz w:val="20"/>
+          <w:szCs w:val="20"/>
+          <w:rtl w:val="0"/>
+        </w:rPr>
+        <w:t xml:space="preserve">Ensured that all changes to source code were maintained in version control (GitHub)</w:t>
+      </w:r>
+    </w:p>
+    <w:p>
+      <w:pPr>
+        <w:numPr>
+          <w:ilvl w:val="0"/>
+          <w:numId w:val="3"/>
+        </w:numPr>
+        <w:shd w:fill="ffffff" w:val="clear"/>
+        <w:ind w:left="720" w:hanging="360"/>
+        <w:rPr>
+          <w:rFonts w:ascii="Arial" w:cs="Arial" w:eastAsia="Arial" w:hAnsi="Arial"/>
+          <w:i w:val="1"/>
+          <w:iCs w:val="1"/>
+          <w:sz w:val="20"/>
+          <w:szCs w:val="20"/>
+          <w:u w:val="none"/>
+        </w:rPr>
+      </w:pPr>
+      <w:r>
+        <w:rPr>
+          <w:rFonts w:ascii="Arial" w:cs="Arial" w:eastAsia="Arial" w:hAnsi="Arial"/>
+          <w:i w:val="1"/>
+          <w:iCs w:val="1"/>
+          <w:sz w:val="20"/>
+          <w:szCs w:val="20"/>
+          <w:rtl w:val="0"/>
+        </w:rPr>
+        <w:t xml:space="preserve">Aidan configured SSH access to the server and tested for reliability</w:t>
+      </w:r>
+    </w:p>
+    <w:p>
+      <w:pPr>
+        <w:numPr>
+          <w:ilvl w:val="0"/>
+          <w:numId w:val="3"/>
+        </w:numPr>
+        <w:shd w:fill="ffffff" w:val="clear"/>
+        <w:ind w:left="720" w:hanging="360"/>
+        <w:rPr>
+          <w:rFonts w:ascii="Arial" w:cs="Arial" w:eastAsia="Arial" w:hAnsi="Arial"/>
+          <w:i w:val="1"/>
+          <w:iCs w:val="1"/>
+          <w:sz w:val="20"/>
+          <w:szCs w:val="20"/>
+          <w:u w:val="none"/>
+        </w:rPr>
+      </w:pPr>
+      <w:r>
+        <w:rPr>
+          <w:rFonts w:ascii="Arial" w:cs="Arial" w:eastAsia="Arial" w:hAnsi="Arial"/>
+          <w:i w:val="1"/>
+          <w:iCs w:val="1"/>
+          <w:sz w:val="20"/>
+          <w:szCs w:val="20"/>
+          <w:rtl w:val="0"/>
+        </w:rPr>
+        <w:t xml:space="preserve">Bao tested image blur transition smoothness, score calculation response time. Tested localStorage persistence by closing and reopening the browser.</w:t>
       </w:r>
     </w:p>
     <w:p>
@@ -978,7 +1338,7 @@
         <w:pStyle w:val="Heading1"/>
         <w:numPr>
           <w:ilvl w:val="0"/>
-          <w:numId w:val="3"/>
+          <w:numId w:val="5"/>
         </w:numPr>
         <w:ind w:left="288" w:hanging="288"/>
         <w:rPr/>
@@ -1001,10 +1361,12 @@
       <w:pPr>
         <w:shd w:fill="ffffff" w:val="clear"/>
         <w:rPr>
-          <w:rFonts w:ascii="Merriweather Sans" w:cs="Merriweather Sans" w:eastAsia="Merriweather Sans" w:hAnsi="Merriweather Sans"/>
+          <w:rFonts w:ascii="Arial" w:cs="Arial" w:eastAsia="Arial" w:hAnsi="Arial"/>
           <w:i w:val="1"/>
           <w:iCs w:val="1"/>
           <w:color w:val="000000"/>
+          <w:sz w:val="20"/>
+          <w:szCs w:val="20"/>
         </w:rPr>
       </w:pPr>
       <w:r>
@@ -1019,10 +1381,63 @@
         </w:rPr>
         <w:t xml:space="preserve">Describe how/if you performed non-execution-based testing (such as code reviews/inspections/walkthroughs). </w:t>
       </w:r>
-      <w:r>
-        <w:rPr>
-          <w:rtl w:val="0"/>
-        </w:rPr>
+    </w:p>
+    <w:p>
+      <w:pPr>
+        <w:numPr>
+          <w:ilvl w:val="0"/>
+          <w:numId w:val="4"/>
+        </w:numPr>
+        <w:shd w:fill="ffffff" w:val="clear"/>
+        <w:ind w:left="720" w:hanging="360"/>
+        <w:rPr>
+          <w:rFonts w:ascii="Arial" w:cs="Arial" w:eastAsia="Arial" w:hAnsi="Arial"/>
+          <w:i w:val="1"/>
+          <w:iCs w:val="1"/>
+          <w:sz w:val="20"/>
+          <w:szCs w:val="20"/>
+          <w:u w:val="none"/>
+        </w:rPr>
+      </w:pPr>
+      <w:r>
+        <w:rPr>
+          <w:rFonts w:ascii="Arial" w:cs="Arial" w:eastAsia="Arial" w:hAnsi="Arial"/>
+          <w:i w:val="1"/>
+          <w:iCs w:val="1"/>
+          <w:sz w:val="20"/>
+          <w:szCs w:val="20"/>
+          <w:rtl w:val="0"/>
+        </w:rPr>
+        <w:t xml:space="preserve">Reviewed the code for classic and challenge mode of Zooguessr game, by performing informal manual reviews of team members’ code before integrating to check for logic errors and standard compliances. Such has having someone merge the pull request onto the main branch that did not write the code, to practice peer review. </w:t>
+      </w:r>
+    </w:p>
+    <w:p>
+      <w:pPr>
+        <w:numPr>
+          <w:ilvl w:val="0"/>
+          <w:numId w:val="4"/>
+        </w:numPr>
+        <w:shd w:fill="ffffff" w:val="clear"/>
+        <w:ind w:left="720" w:hanging="360"/>
+        <w:rPr>
+          <w:rFonts w:ascii="Arial" w:cs="Arial" w:eastAsia="Arial" w:hAnsi="Arial"/>
+          <w:i w:val="1"/>
+          <w:iCs w:val="1"/>
+          <w:sz w:val="20"/>
+          <w:szCs w:val="20"/>
+          <w:u w:val="none"/>
+        </w:rPr>
+      </w:pPr>
+      <w:r>
+        <w:rPr>
+          <w:rFonts w:ascii="Arial" w:cs="Arial" w:eastAsia="Arial" w:hAnsi="Arial"/>
+          <w:i w:val="1"/>
+          <w:iCs w:val="1"/>
+          <w:sz w:val="20"/>
+          <w:szCs w:val="20"/>
+          <w:rtl w:val="0"/>
+        </w:rPr>
+        <w:t xml:space="preserve">Reviewed Species Guessing Game hint penalty logic and time trials queue generation through peer walkthrough before merging.</w:t>
       </w:r>
     </w:p>
     <w:p>
@@ -1275,14 +1690,124 @@
   <w:abstractNum w:abstractNumId="3">
     <w:lvl w:ilvl="0">
       <w:start w:val="1"/>
+      <w:numFmt w:val="bullet"/>
+      <w:lvlText w:val="●"/>
+      <w:lvlJc w:val="left"/>
+      <w:pPr>
+        <w:ind w:left="720" w:hanging="360"/>
+      </w:pPr>
+      <w:rPr>
+        <w:u w:val="none"/>
+      </w:rPr>
+    </w:lvl>
+    <w:lvl w:ilvl="1">
+      <w:start w:val="1"/>
+      <w:numFmt w:val="bullet"/>
+      <w:lvlText w:val="○"/>
+      <w:lvlJc w:val="left"/>
+      <w:pPr>
+        <w:ind w:left="1440" w:hanging="360"/>
+      </w:pPr>
+      <w:rPr>
+        <w:u w:val="none"/>
+      </w:rPr>
+    </w:lvl>
+    <w:lvl w:ilvl="2">
+      <w:start w:val="1"/>
+      <w:numFmt w:val="bullet"/>
+      <w:lvlText w:val="■"/>
+      <w:lvlJc w:val="left"/>
+      <w:pPr>
+        <w:ind w:left="2160" w:hanging="360"/>
+      </w:pPr>
+      <w:rPr>
+        <w:u w:val="none"/>
+      </w:rPr>
+    </w:lvl>
+    <w:lvl w:ilvl="3">
+      <w:start w:val="1"/>
+      <w:numFmt w:val="bullet"/>
+      <w:lvlText w:val="●"/>
+      <w:lvlJc w:val="left"/>
+      <w:pPr>
+        <w:ind w:left="2880" w:hanging="360"/>
+      </w:pPr>
+      <w:rPr>
+        <w:u w:val="none"/>
+      </w:rPr>
+    </w:lvl>
+    <w:lvl w:ilvl="4">
+      <w:start w:val="1"/>
+      <w:numFmt w:val="bullet"/>
+      <w:lvlText w:val="○"/>
+      <w:lvlJc w:val="left"/>
+      <w:pPr>
+        <w:ind w:left="3600" w:hanging="360"/>
+      </w:pPr>
+      <w:rPr>
+        <w:u w:val="none"/>
+      </w:rPr>
+    </w:lvl>
+    <w:lvl w:ilvl="5">
+      <w:start w:val="1"/>
+      <w:numFmt w:val="bullet"/>
+      <w:lvlText w:val="■"/>
+      <w:lvlJc w:val="left"/>
+      <w:pPr>
+        <w:ind w:left="4320" w:hanging="360"/>
+      </w:pPr>
+      <w:rPr>
+        <w:u w:val="none"/>
+      </w:rPr>
+    </w:lvl>
+    <w:lvl w:ilvl="6">
+      <w:start w:val="1"/>
+      <w:numFmt w:val="bullet"/>
+      <w:lvlText w:val="●"/>
+      <w:lvlJc w:val="left"/>
+      <w:pPr>
+        <w:ind w:left="5040" w:hanging="360"/>
+      </w:pPr>
+      <w:rPr>
+        <w:u w:val="none"/>
+      </w:rPr>
+    </w:lvl>
+    <w:lvl w:ilvl="7">
+      <w:start w:val="1"/>
+      <w:numFmt w:val="bullet"/>
+      <w:lvlText w:val="○"/>
+      <w:lvlJc w:val="left"/>
+      <w:pPr>
+        <w:ind w:left="5760" w:hanging="360"/>
+      </w:pPr>
+      <w:rPr>
+        <w:u w:val="none"/>
+      </w:rPr>
+    </w:lvl>
+    <w:lvl w:ilvl="8">
+      <w:start w:val="1"/>
+      <w:numFmt w:val="bullet"/>
+      <w:lvlText w:val="■"/>
+      <w:lvlJc w:val="left"/>
+      <w:pPr>
+        <w:ind w:left="6480" w:hanging="360"/>
+      </w:pPr>
+      <w:rPr>
+        <w:u w:val="none"/>
+      </w:rPr>
+    </w:lvl>
+  </w:abstractNum>
+  <w:abstractNum w:abstractNumId="4">
+    <w:lvl w:ilvl="0">
+      <w:start w:val="1"/>
       <w:numFmt w:val="decimal"/>
       <w:lvlText w:val="%1."/>
       <w:lvlJc w:val="left"/>
       <w:pPr>
-        <w:ind w:left="288" w:hanging="288"/>
-      </w:pPr>
-      <w:rPr>
-        <w:rFonts w:ascii="Arial" w:cs="Arial" w:eastAsia="Arial" w:hAnsi="Arial"/>
+        <w:ind w:left="720" w:hanging="360"/>
+      </w:pPr>
+      <w:rPr>
+        <w:u w:val="none"/>
       </w:rPr>
     </w:lvl>
     <w:lvl w:ilvl="1">
@@ -1293,7 +1818,9 @@
       <w:pPr>
         <w:ind w:left="1440" w:hanging="360"/>
       </w:pPr>
-      <w:rPr/>
+      <w:rPr>
+        <w:u w:val="none"/>
+      </w:rPr>
     </w:lvl>
     <w:lvl w:ilvl="2">
       <w:start w:val="1"/>
@@ -1301,9 +1828,11 @@
       <w:lvlText w:val="%3."/>
       <w:lvlJc w:val="right"/>
       <w:pPr>
-        <w:ind w:left="2160" w:hanging="180"/>
-      </w:pPr>
-      <w:rPr/>
+        <w:ind w:left="2160" w:hanging="360"/>
+      </w:pPr>
+      <w:rPr>
+        <w:u w:val="none"/>
+      </w:rPr>
     </w:lvl>
     <w:lvl w:ilvl="3">
       <w:start w:val="1"/>
@@ -1313,7 +1842,9 @@
       <w:pPr>
         <w:ind w:left="2880" w:hanging="360"/>
       </w:pPr>
-      <w:rPr/>
+      <w:rPr>
+        <w:u w:val="none"/>
+      </w:rPr>
     </w:lvl>
     <w:lvl w:ilvl="4">
       <w:start w:val="1"/>
@@ -1323,7 +1854,9 @@
       <w:pPr>
         <w:ind w:left="3600" w:hanging="360"/>
       </w:pPr>
-      <w:rPr/>
+      <w:rPr>
+        <w:u w:val="none"/>
+      </w:rPr>
     </w:lvl>
     <w:lvl w:ilvl="5">
       <w:start w:val="1"/>
@@ -1331,9 +1864,11 @@
       <w:lvlText w:val="%6."/>
       <w:lvlJc w:val="right"/>
       <w:pPr>
-        <w:ind w:left="4320" w:hanging="180"/>
-      </w:pPr>
-      <w:rPr/>
+        <w:ind w:left="4320" w:hanging="360"/>
+      </w:pPr>
+      <w:rPr>
+        <w:u w:val="none"/>
+      </w:rPr>
     </w:lvl>
     <w:lvl w:ilvl="6">
       <w:start w:val="1"/>
@@ -1343,7 +1878,9 @@
       <w:pPr>
         <w:ind w:left="5040" w:hanging="360"/>
       </w:pPr>
-      <w:rPr/>
+      <w:rPr>
+        <w:u w:val="none"/>
+      </w:rPr>
     </w:lvl>
     <w:lvl w:ilvl="7">
       <w:start w:val="1"/>
@@ -1353,7 +1890,9 @@
       <w:pPr>
         <w:ind w:left="5760" w:hanging="360"/>
       </w:pPr>
-      <w:rPr/>
+      <w:rPr>
+        <w:u w:val="none"/>
+      </w:rPr>
     </w:lvl>
     <w:lvl w:ilvl="8">
       <w:start w:val="1"/>
@@ -1361,9 +1900,215 @@
       <w:lvlText w:val="%9."/>
       <w:lvlJc w:val="right"/>
       <w:pPr>
+        <w:ind w:left="6480" w:hanging="360"/>
+      </w:pPr>
+      <w:rPr>
+        <w:u w:val="none"/>
+      </w:rPr>
+    </w:lvl>
+  </w:abstractNum>
+  <w:abstractNum w:abstractNumId="5">
+    <w:lvl w:ilvl="0">
+      <w:start w:val="1"/>
+      <w:numFmt w:val="decimal"/>
+      <w:lvlText w:val="%1."/>
+      <w:lvlJc w:val="left"/>
+      <w:pPr>
+        <w:ind w:left="288" w:hanging="288"/>
+      </w:pPr>
+      <w:rPr>
+        <w:rFonts w:ascii="Arial" w:cs="Arial" w:eastAsia="Arial" w:hAnsi="Arial"/>
+      </w:rPr>
+    </w:lvl>
+    <w:lvl w:ilvl="1">
+      <w:start w:val="1"/>
+      <w:numFmt w:val="lowerLetter"/>
+      <w:lvlText w:val="%2."/>
+      <w:lvlJc w:val="left"/>
+      <w:pPr>
+        <w:ind w:left="1440" w:hanging="360"/>
+      </w:pPr>
+      <w:rPr/>
+    </w:lvl>
+    <w:lvl w:ilvl="2">
+      <w:start w:val="1"/>
+      <w:numFmt w:val="lowerRoman"/>
+      <w:lvlText w:val="%3."/>
+      <w:lvlJc w:val="right"/>
+      <w:pPr>
+        <w:ind w:left="2160" w:hanging="180"/>
+      </w:pPr>
+      <w:rPr/>
+    </w:lvl>
+    <w:lvl w:ilvl="3">
+      <w:start w:val="1"/>
+      <w:numFmt w:val="decimal"/>
+      <w:lvlText w:val="%4."/>
+      <w:lvlJc w:val="left"/>
+      <w:pPr>
+        <w:ind w:left="2880" w:hanging="360"/>
+      </w:pPr>
+      <w:rPr/>
+    </w:lvl>
+    <w:lvl w:ilvl="4">
+      <w:start w:val="1"/>
+      <w:numFmt w:val="lowerLetter"/>
+      <w:lvlText w:val="%5."/>
+      <w:lvlJc w:val="left"/>
+      <w:pPr>
+        <w:ind w:left="3600" w:hanging="360"/>
+      </w:pPr>
+      <w:rPr/>
+    </w:lvl>
+    <w:lvl w:ilvl="5">
+      <w:start w:val="1"/>
+      <w:numFmt w:val="lowerRoman"/>
+      <w:lvlText w:val="%6."/>
+      <w:lvlJc w:val="right"/>
+      <w:pPr>
+        <w:ind w:left="4320" w:hanging="180"/>
+      </w:pPr>
+      <w:rPr/>
+    </w:lvl>
+    <w:lvl w:ilvl="6">
+      <w:start w:val="1"/>
+      <w:numFmt w:val="decimal"/>
+      <w:lvlText w:val="%7."/>
+      <w:lvlJc w:val="left"/>
+      <w:pPr>
+        <w:ind w:left="5040" w:hanging="360"/>
+      </w:pPr>
+      <w:rPr/>
+    </w:lvl>
+    <w:lvl w:ilvl="7">
+      <w:start w:val="1"/>
+      <w:numFmt w:val="lowerLetter"/>
+      <w:lvlText w:val="%8."/>
+      <w:lvlJc w:val="left"/>
+      <w:pPr>
+        <w:ind w:left="5760" w:hanging="360"/>
+      </w:pPr>
+      <w:rPr/>
+    </w:lvl>
+    <w:lvl w:ilvl="8">
+      <w:start w:val="1"/>
+      <w:numFmt w:val="lowerRoman"/>
+      <w:lvlText w:val="%9."/>
+      <w:lvlJc w:val="right"/>
+      <w:pPr>
         <w:ind w:left="6480" w:hanging="180"/>
       </w:pPr>
       <w:rPr/>
+    </w:lvl>
+  </w:abstractNum>
+  <w:abstractNum w:abstractNumId="6">
+    <w:lvl w:ilvl="0">
+      <w:start w:val="1"/>
+      <w:numFmt w:val="decimal"/>
+      <w:lvlText w:val="%1."/>
+      <w:lvlJc w:val="left"/>
+      <w:pPr>
+        <w:ind w:left="720" w:hanging="360"/>
+      </w:pPr>
+      <w:rPr>
+        <w:u w:val="none"/>
+      </w:rPr>
+    </w:lvl>
+    <w:lvl w:ilvl="1">
+      <w:start w:val="1"/>
+      <w:numFmt w:val="lowerLetter"/>
+      <w:lvlText w:val="%2."/>
+      <w:lvlJc w:val="left"/>
+      <w:pPr>
+        <w:ind w:left="1440" w:hanging="360"/>
+      </w:pPr>
+      <w:rPr>
+        <w:u w:val="none"/>
+      </w:rPr>
+    </w:lvl>
+    <w:lvl w:ilvl="2">
+      <w:start w:val="1"/>
+      <w:numFmt w:val="lowerRoman"/>
+      <w:lvlText w:val="%3."/>
+      <w:lvlJc w:val="right"/>
+      <w:pPr>
+        <w:ind w:left="2160" w:hanging="360"/>
+      </w:pPr>
+      <w:rPr>
+        <w:u w:val="none"/>
+      </w:rPr>
+    </w:lvl>
+    <w:lvl w:ilvl="3">
+      <w:start w:val="1"/>
+      <w:numFmt w:val="decimal"/>
+      <w:lvlText w:val="%4."/>
+      <w:lvlJc w:val="left"/>
+      <w:pPr>
+        <w:ind w:left="2880" w:hanging="360"/>
+      </w:pPr>
+      <w:rPr>
+        <w:u w:val="none"/>
+      </w:rPr>
+    </w:lvl>
+    <w:lvl w:ilvl="4">
+      <w:start w:val="1"/>
+      <w:numFmt w:val="lowerLetter"/>
+      <w:lvlText w:val="%5."/>
+      <w:lvlJc w:val="left"/>
+      <w:pPr>
+        <w:ind w:left="3600" w:hanging="360"/>
+      </w:pPr>
+      <w:rPr>
+        <w:u w:val="none"/>
+      </w:rPr>
+    </w:lvl>
+    <w:lvl w:ilvl="5">
+      <w:start w:val="1"/>
+      <w:numFmt w:val="lowerRoman"/>
+      <w:lvlText w:val="%6."/>
+      <w:lvlJc w:val="right"/>
+      <w:pPr>
+        <w:ind w:left="4320" w:hanging="360"/>
+      </w:pPr>
+      <w:rPr>
+        <w:u w:val="none"/>
+      </w:rPr>
+    </w:lvl>
+    <w:lvl w:ilvl="6">
+      <w:start w:val="1"/>
+      <w:numFmt w:val="decimal"/>
+      <w:lvlText w:val="%7."/>
+      <w:lvlJc w:val="left"/>
+      <w:pPr>
+        <w:ind w:left="5040" w:hanging="360"/>
+      </w:pPr>
+      <w:rPr>
+        <w:u w:val="none"/>
+      </w:rPr>
+    </w:lvl>
+    <w:lvl w:ilvl="7">
+      <w:start w:val="1"/>
+      <w:numFmt w:val="lowerLetter"/>
+      <w:lvlText w:val="%8."/>
+      <w:lvlJc w:val="left"/>
+      <w:pPr>
+        <w:ind w:left="5760" w:hanging="360"/>
+      </w:pPr>
+      <w:rPr>
+        <w:u w:val="none"/>
+      </w:rPr>
+    </w:lvl>
+    <w:lvl w:ilvl="8">
+      <w:start w:val="1"/>
+      <w:numFmt w:val="lowerRoman"/>
+      <w:lvlText w:val="%9."/>
+      <w:lvlJc w:val="right"/>
+      <w:pPr>
+        <w:ind w:left="6480" w:hanging="360"/>
+      </w:pPr>
+      <w:rPr>
+        <w:u w:val="none"/>
+      </w:rPr>
     </w:lvl>
   </w:abstractNum>
   <w:num w:numId="1">
@@ -1374,6 +2119,15 @@
   </w:num>
   <w:num w:numId="3">
     <w:abstractNumId w:val="3"/>
+  </w:num>
+  <w:num w:numId="4">
+    <w:abstractNumId w:val="4"/>
+  </w:num>
+  <w:num w:numId="5">
+    <w:abstractNumId w:val="5"/>
+  </w:num>
+  <w:num w:numId="6">
+    <w:abstractNumId w:val="6"/>
   </w:num>
 </w:numbering>
 </file>

--- a/Documents/IT Document.docx
+++ b/Documents/IT Document.docx
@@ -438,11 +438,6 @@
         </w:rPr>
         <w:t xml:space="preserve">Programming Languages (5 points)</w:t>
       </w:r>
-      <w:r>
-        <w:rPr>
-          <w:rtl w:val="0"/>
-        </w:rPr>
-      </w:r>
     </w:p>
     <w:p>
       <w:pPr>
@@ -498,7 +493,6 @@
           <w:rFonts w:ascii="Arial" w:cs="Arial" w:eastAsia="Arial" w:hAnsi="Arial"/>
           <w:sz w:val="20"/>
           <w:szCs w:val="20"/>
-          <w:u w:val="none"/>
         </w:rPr>
       </w:pPr>
       <w:r>
@@ -510,6 +504,11 @@
         </w:rPr>
         <w:t xml:space="preserve">Python: Used for back-end logic and server-side operations. We chose Python because of its extensive support for APIs and data management.</w:t>
       </w:r>
+      <w:r>
+        <w:rPr>
+          <w:rtl w:val="0"/>
+        </w:rPr>
+      </w:r>
     </w:p>
     <w:p>
       <w:pPr>
@@ -523,17 +522,21 @@
           <w:rFonts w:ascii="Arial" w:cs="Arial" w:eastAsia="Arial" w:hAnsi="Arial"/>
           <w:sz w:val="20"/>
           <w:szCs w:val="20"/>
-          <w:u w:val="none"/>
-        </w:rPr>
-      </w:pPr>
-      <w:r>
-        <w:rPr>
-          <w:rFonts w:ascii="Arial" w:cs="Arial" w:eastAsia="Arial" w:hAnsi="Arial"/>
-          <w:sz w:val="20"/>
-          <w:szCs w:val="20"/>
-          <w:rtl w:val="0"/>
-        </w:rPr>
-        <w:t xml:space="preserve">JavaScript/TypeScript: Used for front-end interactivity, specifically the logic for the Species Guessing Game (e.g., the unblurring effect and score calculation) and the Geoguessr game. Also used to implement Time Trials mode logic, hint system with score penalties, and localStorage-based high score persistence for the Species Guessing Game.</w:t>
+        </w:rPr>
+      </w:pPr>
+      <w:r>
+        <w:rPr>
+          <w:rFonts w:ascii="Arial" w:cs="Arial" w:eastAsia="Arial" w:hAnsi="Arial"/>
+          <w:sz w:val="20"/>
+          <w:szCs w:val="20"/>
+          <w:rtl w:val="0"/>
+        </w:rPr>
+        <w:t xml:space="preserve">JavaScript/TypeScript: Used for front-end interactivity, specifically the logic for the Species Guessing Game (e.g., the unblurring effect and score calculation) and the Geoguessr game. Also used to implement Time Trials mode logic, hint system with score penalties, and localStorage-based high score persistence for the Species Guessing Game. </w:t>
+      </w:r>
+      <w:r>
+        <w:rPr>
+          <w:rtl w:val="0"/>
+        </w:rPr>
       </w:r>
     </w:p>
     <w:p>
@@ -548,7 +551,6 @@
           <w:rFonts w:ascii="Arial" w:cs="Arial" w:eastAsia="Arial" w:hAnsi="Arial"/>
           <w:sz w:val="20"/>
           <w:szCs w:val="20"/>
-          <w:u w:val="none"/>
         </w:rPr>
       </w:pPr>
       <w:r>
@@ -560,6 +562,11 @@
         </w:rPr>
         <w:t xml:space="preserve">HTML5/CSS3: Used to structure the web application and style the user interface. CSS is specifically used for the visual "blur" transitions and the responsive layout of the game panels.</w:t>
       </w:r>
+      <w:r>
+        <w:rPr>
+          <w:rtl w:val="0"/>
+        </w:rPr>
+      </w:r>
     </w:p>
     <w:p>
       <w:pPr>
@@ -573,7 +580,6 @@
           <w:rFonts w:ascii="Arial" w:cs="Arial" w:eastAsia="Arial" w:hAnsi="Arial"/>
           <w:sz w:val="20"/>
           <w:szCs w:val="20"/>
-          <w:u w:val="none"/>
         </w:rPr>
       </w:pPr>
       <w:r>
@@ -584,6 +590,11 @@
           <w:rtl w:val="0"/>
         </w:rPr>
         <w:t xml:space="preserve">Shell Scripts: Used on the server to check for repository updates and clone the repository if needed. Additionally used to regenerate mapping.html if needed.</w:t>
+      </w:r>
+      <w:r>
+        <w:rPr>
+          <w:rtl w:val="0"/>
+        </w:rPr>
       </w:r>
     </w:p>
     <w:p>
@@ -602,11 +613,6 @@
         </w:rPr>
         <w:t xml:space="preserve">Platforms, APIs, Databases, and other technologies used (5 points) </w:t>
       </w:r>
-      <w:r>
-        <w:rPr>
-          <w:rtl w:val="0"/>
-        </w:rPr>
-      </w:r>
     </w:p>
     <w:p>
       <w:pPr>
@@ -686,6 +692,146 @@
           <w:rFonts w:ascii="Arial" w:cs="Arial" w:eastAsia="Arial" w:hAnsi="Arial"/>
           <w:sz w:val="20"/>
           <w:szCs w:val="20"/>
+        </w:rPr>
+      </w:pPr>
+      <w:r>
+        <w:rPr>
+          <w:rFonts w:ascii="Arial" w:cs="Arial" w:eastAsia="Arial" w:hAnsi="Arial"/>
+          <w:sz w:val="20"/>
+          <w:szCs w:val="20"/>
+          <w:rtl w:val="0"/>
+        </w:rPr>
+        <w:t xml:space="preserve">Supabase: Utilized as the back-end database for user registration</w:t>
+      </w:r>
+      <w:r>
+        <w:rPr>
+          <w:rtl w:val="0"/>
+        </w:rPr>
+      </w:r>
+    </w:p>
+    <w:p>
+      <w:pPr>
+        <w:numPr>
+          <w:ilvl w:val="0"/>
+          <w:numId w:val="1"/>
+        </w:numPr>
+        <w:shd w:fill="ffffff" w:val="clear"/>
+        <w:ind w:left="720" w:hanging="360"/>
+        <w:rPr>
+          <w:rFonts w:ascii="Arial" w:cs="Arial" w:eastAsia="Arial" w:hAnsi="Arial"/>
+          <w:sz w:val="20"/>
+          <w:szCs w:val="20"/>
+        </w:rPr>
+      </w:pPr>
+      <w:r>
+        <w:rPr>
+          <w:rFonts w:ascii="Arial" w:cs="Arial" w:eastAsia="Arial" w:hAnsi="Arial"/>
+          <w:sz w:val="20"/>
+          <w:szCs w:val="20"/>
+          <w:rtl w:val="0"/>
+        </w:rPr>
+        <w:t xml:space="preserve">Explore.org &amp; Smithsonian National Zoo APIs: Used to pull live animal camera feeds and data for the "Random Zoo Cam" feature.</w:t>
+      </w:r>
+      <w:r>
+        <w:rPr>
+          <w:rtl w:val="0"/>
+        </w:rPr>
+      </w:r>
+    </w:p>
+    <w:p>
+      <w:pPr>
+        <w:numPr>
+          <w:ilvl w:val="0"/>
+          <w:numId w:val="1"/>
+        </w:numPr>
+        <w:shd w:fill="ffffff" w:val="clear"/>
+        <w:ind w:left="720" w:hanging="360"/>
+        <w:rPr>
+          <w:rFonts w:ascii="Arial" w:cs="Arial" w:eastAsia="Arial" w:hAnsi="Arial"/>
+          <w:sz w:val="20"/>
+          <w:szCs w:val="20"/>
+        </w:rPr>
+      </w:pPr>
+      <w:r>
+        <w:rPr>
+          <w:rFonts w:ascii="Arial" w:cs="Arial" w:eastAsia="Arial" w:hAnsi="Arial"/>
+          <w:sz w:val="20"/>
+          <w:szCs w:val="20"/>
+          <w:rtl w:val="0"/>
+        </w:rPr>
+        <w:t xml:space="preserve">Google Maps API &amp; Leaflet.js: These are used for the Geoguessr game to display the interactive map and calculate the distance between the user’s pin and the animal's origin.</w:t>
+      </w:r>
+      <w:r>
+        <w:rPr>
+          <w:rtl w:val="0"/>
+        </w:rPr>
+      </w:r>
+    </w:p>
+    <w:p>
+      <w:pPr>
+        <w:numPr>
+          <w:ilvl w:val="0"/>
+          <w:numId w:val="1"/>
+        </w:numPr>
+        <w:shd w:fill="ffffff" w:val="clear"/>
+        <w:ind w:left="720" w:hanging="360"/>
+        <w:rPr>
+          <w:rFonts w:ascii="Arial" w:cs="Arial" w:eastAsia="Arial" w:hAnsi="Arial"/>
+          <w:sz w:val="20"/>
+          <w:szCs w:val="20"/>
+        </w:rPr>
+      </w:pPr>
+      <w:r>
+        <w:rPr>
+          <w:rFonts w:ascii="Arial" w:cs="Arial" w:eastAsia="Arial" w:hAnsi="Arial"/>
+          <w:sz w:val="20"/>
+          <w:szCs w:val="20"/>
+          <w:rtl w:val="0"/>
+        </w:rPr>
+        <w:t xml:space="preserve">Beautiful Soup: A Python library used for web scraping to gather additional animal facts or data where formal APIs are unavailable.</w:t>
+      </w:r>
+      <w:r>
+        <w:rPr>
+          <w:rtl w:val="0"/>
+        </w:rPr>
+      </w:r>
+    </w:p>
+    <w:p>
+      <w:pPr>
+        <w:numPr>
+          <w:ilvl w:val="0"/>
+          <w:numId w:val="1"/>
+        </w:numPr>
+        <w:shd w:fill="ffffff" w:val="clear"/>
+        <w:ind w:left="720" w:hanging="360"/>
+        <w:rPr>
+          <w:rFonts w:ascii="Arial" w:cs="Arial" w:eastAsia="Arial" w:hAnsi="Arial"/>
+          <w:sz w:val="20"/>
+          <w:szCs w:val="20"/>
+        </w:rPr>
+      </w:pPr>
+      <w:r>
+        <w:rPr>
+          <w:rFonts w:ascii="Arial" w:cs="Arial" w:eastAsia="Arial" w:hAnsi="Arial"/>
+          <w:sz w:val="20"/>
+          <w:szCs w:val="20"/>
+          <w:rtl w:val="0"/>
+        </w:rPr>
+        <w:t xml:space="preserve">React: Used as the front-end framework to build a dynamic and responsive user experience.</w:t>
+      </w:r>
+    </w:p>
+    <w:p>
+      <w:pPr>
+        <w:numPr>
+          <w:ilvl w:val="0"/>
+          <w:numId w:val="1"/>
+        </w:numPr>
+        <w:shd w:fill="ffffff" w:val="clear"/>
+        <w:ind w:left="720" w:hanging="360"/>
+        <w:rPr>
+          <w:rFonts w:ascii="Arial" w:cs="Arial" w:eastAsia="Arial" w:hAnsi="Arial"/>
+          <w:sz w:val="20"/>
+          <w:szCs w:val="20"/>
           <w:u w:val="none"/>
         </w:rPr>
       </w:pPr>
@@ -696,7 +842,7 @@
           <w:szCs w:val="20"/>
           <w:rtl w:val="0"/>
         </w:rPr>
-        <w:t xml:space="preserve">Supabase: Utilized as the back-end database for user registration and saving high scores on the leaderboard.</w:t>
+        <w:t xml:space="preserve">Nginx: Web server type used to run and serve our application</w:t>
       </w:r>
     </w:p>
     <w:p>
@@ -721,7 +867,7 @@
           <w:szCs w:val="20"/>
           <w:rtl w:val="0"/>
         </w:rPr>
-        <w:t xml:space="preserve">Explore.org &amp; Smithsonian National Zoo APIs: Used to pull live animal camera feeds and data for the "Random Zoo Cam" feature.</w:t>
+        <w:t xml:space="preserve">Flask: Framework used as the WSGI for the application for both testing and deployment.</w:t>
       </w:r>
     </w:p>
     <w:p>
@@ -736,6 +882,136 @@
           <w:rFonts w:ascii="Arial" w:cs="Arial" w:eastAsia="Arial" w:hAnsi="Arial"/>
           <w:sz w:val="20"/>
           <w:szCs w:val="20"/>
+        </w:rPr>
+      </w:pPr>
+      <w:r>
+        <w:rPr>
+          <w:rFonts w:ascii="Arial" w:cs="Arial" w:eastAsia="Arial" w:hAnsi="Arial"/>
+          <w:sz w:val="20"/>
+          <w:szCs w:val="20"/>
+          <w:rtl w:val="0"/>
+        </w:rPr>
+        <w:t xml:space="preserve">SQLlite: replaced our supabase database to allow local storage of registered users and score tracking</w:t>
+      </w:r>
+    </w:p>
+    <w:p>
+      <w:pPr>
+        <w:numPr>
+          <w:ilvl w:val="0"/>
+          <w:numId w:val="1"/>
+        </w:numPr>
+        <w:shd w:fill="ffffff" w:val="clear"/>
+        <w:ind w:left="720" w:hanging="360"/>
+        <w:rPr>
+          <w:rFonts w:ascii="Arial" w:cs="Arial" w:eastAsia="Arial" w:hAnsi="Arial"/>
+          <w:sz w:val="20"/>
+          <w:szCs w:val="20"/>
+        </w:rPr>
+      </w:pPr>
+      <w:r>
+        <w:rPr>
+          <w:rFonts w:ascii="Arial" w:cs="Arial" w:eastAsia="Arial" w:hAnsi="Arial"/>
+          <w:sz w:val="20"/>
+          <w:szCs w:val="20"/>
+          <w:rtl w:val="0"/>
+        </w:rPr>
+        <w:t xml:space="preserve">Digital Ocean: Used to create a server to host the application and handle recurring API calls.</w:t>
+      </w:r>
+      <w:r>
+        <w:rPr>
+          <w:rtl w:val="0"/>
+        </w:rPr>
+      </w:r>
+    </w:p>
+    <w:p>
+      <w:pPr>
+        <w:numPr>
+          <w:ilvl w:val="0"/>
+          <w:numId w:val="1"/>
+        </w:numPr>
+        <w:shd w:fill="ffffff" w:val="clear"/>
+        <w:ind w:left="720" w:hanging="360"/>
+        <w:rPr>
+          <w:rFonts w:ascii="Arial" w:cs="Arial" w:eastAsia="Arial" w:hAnsi="Arial"/>
+          <w:sz w:val="20"/>
+          <w:szCs w:val="20"/>
+        </w:rPr>
+      </w:pPr>
+      <w:r>
+        <w:rPr>
+          <w:rFonts w:ascii="Arial" w:cs="Arial" w:eastAsia="Arial" w:hAnsi="Arial"/>
+          <w:sz w:val="20"/>
+          <w:szCs w:val="20"/>
+          <w:rtl w:val="0"/>
+        </w:rPr>
+        <w:t xml:space="preserve">Namecheap: Used for registering domain and DNS for web server.</w:t>
+      </w:r>
+      <w:r>
+        <w:rPr>
+          <w:rtl w:val="0"/>
+        </w:rPr>
+      </w:r>
+    </w:p>
+    <w:p>
+      <w:pPr>
+        <w:numPr>
+          <w:ilvl w:val="0"/>
+          <w:numId w:val="1"/>
+        </w:numPr>
+        <w:shd w:fill="ffffff" w:val="clear"/>
+        <w:ind w:left="720" w:hanging="360"/>
+        <w:rPr>
+          <w:rFonts w:ascii="Arial" w:cs="Arial" w:eastAsia="Arial" w:hAnsi="Arial"/>
+          <w:sz w:val="20"/>
+          <w:szCs w:val="20"/>
+        </w:rPr>
+      </w:pPr>
+      <w:r>
+        <w:rPr>
+          <w:rFonts w:ascii="Arial" w:cs="Arial" w:eastAsia="Arial" w:hAnsi="Arial"/>
+          <w:sz w:val="20"/>
+          <w:szCs w:val="20"/>
+          <w:rtl w:val="0"/>
+        </w:rPr>
+        <w:t xml:space="preserve">Browser localStorage: Used in the Species Guessing Game to persist high scores for Normal Mode and Time Trials Mode across browser sessions without requiring backend infrastructure.</w:t>
+      </w:r>
+    </w:p>
+    <w:p>
+      <w:pPr>
+        <w:numPr>
+          <w:ilvl w:val="0"/>
+          <w:numId w:val="1"/>
+        </w:numPr>
+        <w:shd w:fill="ffffff" w:val="clear"/>
+        <w:ind w:left="720" w:hanging="360"/>
+        <w:rPr>
+          <w:rFonts w:ascii="Arial" w:cs="Arial" w:eastAsia="Arial" w:hAnsi="Arial"/>
+          <w:sz w:val="20"/>
+          <w:szCs w:val="20"/>
+        </w:rPr>
+      </w:pPr>
+      <w:r>
+        <w:rPr>
+          <w:rFonts w:ascii="Arial" w:cs="Arial" w:eastAsia="Arial" w:hAnsi="Arial"/>
+          <w:sz w:val="20"/>
+          <w:szCs w:val="20"/>
+          <w:rtl w:val="0"/>
+        </w:rPr>
+        <w:t xml:space="preserve">DOM Manipulation: Used to dynamically update UI elements such as round progression, timers, hint displays, and session summary panels during gameplay.</w:t>
+      </w:r>
+    </w:p>
+    <w:p>
+      <w:pPr>
+        <w:numPr>
+          <w:ilvl w:val="0"/>
+          <w:numId w:val="1"/>
+        </w:numPr>
+        <w:shd w:fill="ffffff" w:val="clear"/>
+        <w:ind w:left="720" w:hanging="360"/>
+        <w:rPr>
+          <w:rFonts w:ascii="Arial" w:cs="Arial" w:eastAsia="Arial" w:hAnsi="Arial"/>
+          <w:sz w:val="20"/>
+          <w:szCs w:val="20"/>
           <w:u w:val="none"/>
         </w:rPr>
       </w:pPr>
@@ -746,132 +1022,7 @@
           <w:szCs w:val="20"/>
           <w:rtl w:val="0"/>
         </w:rPr>
-        <w:t xml:space="preserve">Google Maps API &amp; Leaflet.js: These are used for the Geoguessr game to display the interactive map and calculate the distance between the user’s pin and the animal's origin.</w:t>
-      </w:r>
-    </w:p>
-    <w:p>
-      <w:pPr>
-        <w:numPr>
-          <w:ilvl w:val="0"/>
-          <w:numId w:val="1"/>
-        </w:numPr>
-        <w:shd w:fill="ffffff" w:val="clear"/>
-        <w:ind w:left="720" w:hanging="360"/>
-        <w:rPr>
-          <w:rFonts w:ascii="Arial" w:cs="Arial" w:eastAsia="Arial" w:hAnsi="Arial"/>
-          <w:sz w:val="20"/>
-          <w:szCs w:val="20"/>
-          <w:u w:val="none"/>
-        </w:rPr>
-      </w:pPr>
-      <w:r>
-        <w:rPr>
-          <w:rFonts w:ascii="Arial" w:cs="Arial" w:eastAsia="Arial" w:hAnsi="Arial"/>
-          <w:sz w:val="20"/>
-          <w:szCs w:val="20"/>
-          <w:rtl w:val="0"/>
-        </w:rPr>
-        <w:t xml:space="preserve">Beautiful Soup: A Python library used for web scraping to gather additional animal facts or data where formal APIs are unavailable.</w:t>
-      </w:r>
-    </w:p>
-    <w:p>
-      <w:pPr>
-        <w:numPr>
-          <w:ilvl w:val="0"/>
-          <w:numId w:val="1"/>
-        </w:numPr>
-        <w:shd w:fill="ffffff" w:val="clear"/>
-        <w:ind w:left="720" w:hanging="360"/>
-        <w:rPr>
-          <w:rFonts w:ascii="Arial" w:cs="Arial" w:eastAsia="Arial" w:hAnsi="Arial"/>
-          <w:sz w:val="20"/>
-          <w:szCs w:val="20"/>
-          <w:u w:val="none"/>
-        </w:rPr>
-      </w:pPr>
-      <w:r>
-        <w:rPr>
-          <w:rFonts w:ascii="Arial" w:cs="Arial" w:eastAsia="Arial" w:hAnsi="Arial"/>
-          <w:sz w:val="20"/>
-          <w:szCs w:val="20"/>
-          <w:rtl w:val="0"/>
-        </w:rPr>
-        <w:t xml:space="preserve">React: Used as the front-end framework to build a dynamic and responsive user experience.</w:t>
-      </w:r>
-    </w:p>
-    <w:p>
-      <w:pPr>
-        <w:numPr>
-          <w:ilvl w:val="0"/>
-          <w:numId w:val="1"/>
-        </w:numPr>
-        <w:shd w:fill="ffffff" w:val="clear"/>
-        <w:ind w:left="720" w:hanging="360"/>
-        <w:rPr>
-          <w:rFonts w:ascii="Arial" w:cs="Arial" w:eastAsia="Arial" w:hAnsi="Arial"/>
-          <w:sz w:val="20"/>
-          <w:szCs w:val="20"/>
-          <w:u w:val="none"/>
-        </w:rPr>
-      </w:pPr>
-      <w:r>
-        <w:rPr>
-          <w:rFonts w:ascii="Arial" w:cs="Arial" w:eastAsia="Arial" w:hAnsi="Arial"/>
-          <w:sz w:val="20"/>
-          <w:szCs w:val="20"/>
-          <w:rtl w:val="0"/>
-        </w:rPr>
-        <w:t xml:space="preserve">Digital Ocean: Used to create a server to host the application and handle recurring API calls.</w:t>
-      </w:r>
-    </w:p>
-    <w:p>
-      <w:pPr>
-        <w:numPr>
-          <w:ilvl w:val="0"/>
-          <w:numId w:val="1"/>
-        </w:numPr>
-        <w:shd w:fill="ffffff" w:val="clear"/>
-        <w:ind w:left="720" w:hanging="360"/>
-        <w:rPr>
-          <w:rFonts w:ascii="Arial" w:cs="Arial" w:eastAsia="Arial" w:hAnsi="Arial"/>
-          <w:sz w:val="20"/>
-          <w:szCs w:val="20"/>
-          <w:u w:val="none"/>
-        </w:rPr>
-      </w:pPr>
-      <w:r>
-        <w:rPr>
-          <w:rFonts w:ascii="Arial" w:cs="Arial" w:eastAsia="Arial" w:hAnsi="Arial"/>
-          <w:sz w:val="20"/>
-          <w:szCs w:val="20"/>
-          <w:rtl w:val="0"/>
-        </w:rPr>
-        <w:t xml:space="preserve">Namecheap: Used for registering domain and DNS for web server.</w:t>
-      </w:r>
-    </w:p>
-    <w:p>
-      <w:pPr>
-        <w:numPr>
-          <w:ilvl w:val="0"/>
-          <w:numId w:val="1"/>
-        </w:numPr>
-        <w:shd w:fill="ffffff" w:val="clear"/>
-        <w:ind w:left="720" w:hanging="360"/>
-        <w:rPr>
-          <w:rFonts w:ascii="Arial" w:cs="Arial" w:eastAsia="Arial" w:hAnsi="Arial"/>
-          <w:sz w:val="20"/>
-          <w:szCs w:val="20"/>
-          <w:u w:val="none"/>
-        </w:rPr>
-      </w:pPr>
-      <w:r>
-        <w:rPr>
-          <w:rFonts w:ascii="Arial" w:cs="Arial" w:eastAsia="Arial" w:hAnsi="Arial"/>
-          <w:sz w:val="20"/>
-          <w:szCs w:val="20"/>
-          <w:rtl w:val="0"/>
-        </w:rPr>
-        <w:t xml:space="preserve">Browser localStorage: Used in the Species Guessing Game to persist high scores for Normal Mode and Time Trials Mode across browser sessions without requiring backend infrastructure.</w:t>
+        <w:t xml:space="preserve">CSS Object-Fit: To properly display images regardless of aspect ratio</w:t>
       </w:r>
     </w:p>
     <w:p>
@@ -890,11 +1041,6 @@
         </w:rPr>
         <w:t xml:space="preserve">Execution-based Functional Testing (10 points)</w:t>
       </w:r>
-      <w:r>
-        <w:rPr>
-          <w:rtl w:val="0"/>
-        </w:rPr>
-      </w:r>
     </w:p>
     <w:p>
       <w:pPr>
@@ -984,7 +1130,6 @@
           <w:iCs w:val="1"/>
           <w:sz w:val="20"/>
           <w:szCs w:val="20"/>
-          <w:u w:val="none"/>
         </w:rPr>
       </w:pPr>
       <w:r>
@@ -998,6 +1143,11 @@
         </w:rPr>
         <w:t xml:space="preserve">Tested the interactive map in every mode of the game, by placing pins all over the map. </w:t>
       </w:r>
+      <w:r>
+        <w:rPr>
+          <w:rtl w:val="0"/>
+        </w:rPr>
+      </w:r>
     </w:p>
     <w:p>
       <w:pPr>
@@ -1013,7 +1163,6 @@
           <w:iCs w:val="1"/>
           <w:sz w:val="20"/>
           <w:szCs w:val="20"/>
-          <w:u w:val="none"/>
         </w:rPr>
       </w:pPr>
       <w:r>
@@ -1026,6 +1175,11 @@
           <w:rtl w:val="0"/>
         </w:rPr>
         <w:t xml:space="preserve">Tested the distance measuring feature by ensuring the computation was correctly executing the equation after each round. </w:t>
+      </w:r>
+      <w:r>
+        <w:rPr>
+          <w:rtl w:val="0"/>
+        </w:rPr>
       </w:r>
     </w:p>
     <w:p>
@@ -1042,6 +1196,278 @@
           <w:iCs w:val="1"/>
           <w:sz w:val="20"/>
           <w:szCs w:val="20"/>
+        </w:rPr>
+      </w:pPr>
+      <w:r>
+        <w:rPr>
+          <w:rFonts w:ascii="Arial" w:cs="Arial" w:eastAsia="Arial" w:hAnsi="Arial"/>
+          <w:i w:val="1"/>
+          <w:iCs w:val="1"/>
+          <w:sz w:val="20"/>
+          <w:szCs w:val="20"/>
+          <w:rtl w:val="0"/>
+        </w:rPr>
+        <w:t xml:space="preserve">Tested the score computation in all modes of the game to ensure consistency and accuracy. </w:t>
+      </w:r>
+      <w:r>
+        <w:rPr>
+          <w:rtl w:val="0"/>
+        </w:rPr>
+      </w:r>
+    </w:p>
+    <w:p>
+      <w:pPr>
+        <w:numPr>
+          <w:ilvl w:val="0"/>
+          <w:numId w:val="6"/>
+        </w:numPr>
+        <w:shd w:fill="ffffff" w:val="clear"/>
+        <w:ind w:left="720" w:hanging="360"/>
+        <w:rPr>
+          <w:rFonts w:ascii="Arial" w:cs="Arial" w:eastAsia="Arial" w:hAnsi="Arial"/>
+          <w:i w:val="1"/>
+          <w:iCs w:val="1"/>
+          <w:sz w:val="20"/>
+          <w:szCs w:val="20"/>
+        </w:rPr>
+      </w:pPr>
+      <w:r>
+        <w:rPr>
+          <w:rFonts w:ascii="Arial" w:cs="Arial" w:eastAsia="Arial" w:hAnsi="Arial"/>
+          <w:i w:val="1"/>
+          <w:iCs w:val="1"/>
+          <w:sz w:val="20"/>
+          <w:szCs w:val="20"/>
+          <w:rtl w:val="0"/>
+        </w:rPr>
+        <w:t xml:space="preserve">Tested the alternate game mode various times ensuring it worked as it should and different from the classic mode. </w:t>
+      </w:r>
+      <w:r>
+        <w:rPr>
+          <w:rtl w:val="0"/>
+        </w:rPr>
+      </w:r>
+    </w:p>
+    <w:p>
+      <w:pPr>
+        <w:numPr>
+          <w:ilvl w:val="0"/>
+          <w:numId w:val="6"/>
+        </w:numPr>
+        <w:shd w:fill="ffffff" w:val="clear"/>
+        <w:ind w:left="720" w:hanging="360"/>
+        <w:rPr>
+          <w:rFonts w:ascii="Arial" w:cs="Arial" w:eastAsia="Arial" w:hAnsi="Arial"/>
+          <w:i w:val="1"/>
+          <w:iCs w:val="1"/>
+          <w:sz w:val="20"/>
+          <w:szCs w:val="20"/>
+        </w:rPr>
+      </w:pPr>
+      <w:r>
+        <w:rPr>
+          <w:rFonts w:ascii="Arial" w:cs="Arial" w:eastAsia="Arial" w:hAnsi="Arial"/>
+          <w:i w:val="1"/>
+          <w:iCs w:val="1"/>
+          <w:sz w:val="20"/>
+          <w:szCs w:val="20"/>
+          <w:rtl w:val="0"/>
+        </w:rPr>
+        <w:t xml:space="preserve">Real-time live multiplayer mode. </w:t>
+      </w:r>
+      <w:r>
+        <w:rPr>
+          <w:rtl w:val="0"/>
+        </w:rPr>
+      </w:r>
+    </w:p>
+    <w:p>
+      <w:pPr>
+        <w:numPr>
+          <w:ilvl w:val="0"/>
+          <w:numId w:val="6"/>
+        </w:numPr>
+        <w:shd w:fill="ffffff" w:val="clear"/>
+        <w:ind w:left="720" w:hanging="360"/>
+        <w:rPr>
+          <w:rFonts w:ascii="Arial" w:cs="Arial" w:eastAsia="Arial" w:hAnsi="Arial"/>
+          <w:i w:val="1"/>
+          <w:iCs w:val="1"/>
+          <w:sz w:val="20"/>
+          <w:szCs w:val="20"/>
+        </w:rPr>
+      </w:pPr>
+      <w:r>
+        <w:rPr>
+          <w:rFonts w:ascii="Arial" w:cs="Arial" w:eastAsia="Arial" w:hAnsi="Arial"/>
+          <w:i w:val="1"/>
+          <w:iCs w:val="1"/>
+          <w:sz w:val="20"/>
+          <w:szCs w:val="20"/>
+          <w:rtl w:val="0"/>
+        </w:rPr>
+        <w:t xml:space="preserve">Ensure animals are displayed with info cards/popups with a small demo image pool that randomize shuffle.</w:t>
+      </w:r>
+      <w:r>
+        <w:rPr>
+          <w:rtl w:val="0"/>
+        </w:rPr>
+      </w:r>
+    </w:p>
+    <w:p>
+      <w:pPr>
+        <w:numPr>
+          <w:ilvl w:val="0"/>
+          <w:numId w:val="6"/>
+        </w:numPr>
+        <w:shd w:fill="ffffff" w:val="clear"/>
+        <w:ind w:left="720" w:hanging="360"/>
+        <w:rPr>
+          <w:rFonts w:ascii="Arial" w:cs="Arial" w:eastAsia="Arial" w:hAnsi="Arial"/>
+          <w:i w:val="1"/>
+          <w:iCs w:val="1"/>
+          <w:sz w:val="20"/>
+          <w:szCs w:val="20"/>
+        </w:rPr>
+      </w:pPr>
+      <w:r>
+        <w:rPr>
+          <w:rFonts w:ascii="Arial" w:cs="Arial" w:eastAsia="Arial" w:hAnsi="Arial"/>
+          <w:i w:val="1"/>
+          <w:iCs w:val="1"/>
+          <w:sz w:val="20"/>
+          <w:szCs w:val="20"/>
+          <w:rtl w:val="0"/>
+        </w:rPr>
+        <w:t xml:space="preserve">Tested Time Trials mode by completing full 5-animal sessions, hint system by using hints before and after guesses, high score persistence by reloading the page, and reset button functionality</w:t>
+      </w:r>
+    </w:p>
+    <w:p>
+      <w:pPr>
+        <w:numPr>
+          <w:ilvl w:val="0"/>
+          <w:numId w:val="6"/>
+        </w:numPr>
+        <w:shd w:fill="ffffff" w:val="clear"/>
+        <w:ind w:left="720" w:hanging="360"/>
+        <w:rPr>
+          <w:rFonts w:ascii="Arial" w:cs="Arial" w:eastAsia="Arial" w:hAnsi="Arial"/>
+          <w:i w:val="1"/>
+          <w:iCs w:val="1"/>
+          <w:sz w:val="20"/>
+          <w:szCs w:val="20"/>
+        </w:rPr>
+      </w:pPr>
+      <w:r>
+        <w:rPr>
+          <w:rFonts w:ascii="Arial" w:cs="Arial" w:eastAsia="Arial" w:hAnsi="Arial"/>
+          <w:i w:val="1"/>
+          <w:iCs w:val="1"/>
+          <w:sz w:val="20"/>
+          <w:szCs w:val="20"/>
+          <w:rtl w:val="0"/>
+        </w:rPr>
+        <w:t xml:space="preserve">Tested full session flow (multiple rounds) including round progression, session completion, and summary display to ensure correct game lifecycle behavior.</w:t>
+      </w:r>
+    </w:p>
+    <w:p>
+      <w:pPr>
+        <w:numPr>
+          <w:ilvl w:val="0"/>
+          <w:numId w:val="6"/>
+        </w:numPr>
+        <w:shd w:fill="ffffff" w:val="clear"/>
+        <w:ind w:left="720" w:hanging="360"/>
+        <w:rPr>
+          <w:rFonts w:ascii="Arial" w:cs="Arial" w:eastAsia="Arial" w:hAnsi="Arial"/>
+          <w:i w:val="1"/>
+          <w:iCs w:val="1"/>
+          <w:sz w:val="20"/>
+          <w:szCs w:val="20"/>
+        </w:rPr>
+      </w:pPr>
+      <w:r>
+        <w:rPr>
+          <w:rFonts w:ascii="Arial" w:cs="Arial" w:eastAsia="Arial" w:hAnsi="Arial"/>
+          <w:i w:val="1"/>
+          <w:iCs w:val="1"/>
+          <w:sz w:val="20"/>
+          <w:szCs w:val="20"/>
+          <w:rtl w:val="0"/>
+        </w:rPr>
+        <w:t xml:space="preserve">Tested hint system impact on gameplay by verifying hints display correctly and affect scoring or game flow as expected.</w:t>
+      </w:r>
+    </w:p>
+    <w:p>
+      <w:pPr>
+        <w:numPr>
+          <w:ilvl w:val="0"/>
+          <w:numId w:val="6"/>
+        </w:numPr>
+        <w:shd w:fill="ffffff" w:val="clear"/>
+        <w:ind w:left="720" w:hanging="360"/>
+        <w:rPr>
+          <w:rFonts w:ascii="Arial" w:cs="Arial" w:eastAsia="Arial" w:hAnsi="Arial"/>
+          <w:i w:val="1"/>
+          <w:iCs w:val="1"/>
+          <w:sz w:val="20"/>
+          <w:szCs w:val="20"/>
+        </w:rPr>
+      </w:pPr>
+      <w:r>
+        <w:rPr>
+          <w:rFonts w:ascii="Arial" w:cs="Arial" w:eastAsia="Arial" w:hAnsi="Arial"/>
+          <w:i w:val="1"/>
+          <w:iCs w:val="1"/>
+          <w:sz w:val="20"/>
+          <w:szCs w:val="20"/>
+          <w:rtl w:val="0"/>
+        </w:rPr>
+        <w:t xml:space="preserve">Tested leaderboard updates and persistence by completing sessions and verifying high scores are saved and displayed correctly.</w:t>
+      </w:r>
+    </w:p>
+    <w:p>
+      <w:pPr>
+        <w:numPr>
+          <w:ilvl w:val="0"/>
+          <w:numId w:val="6"/>
+        </w:numPr>
+        <w:shd w:fill="ffffff" w:val="clear"/>
+        <w:ind w:left="720" w:hanging="360"/>
+        <w:rPr>
+          <w:rFonts w:ascii="Arial" w:cs="Arial" w:eastAsia="Arial" w:hAnsi="Arial"/>
+          <w:i w:val="1"/>
+          <w:iCs w:val="1"/>
+          <w:sz w:val="20"/>
+          <w:szCs w:val="20"/>
+        </w:rPr>
+      </w:pPr>
+      <w:r>
+        <w:rPr>
+          <w:rFonts w:ascii="Arial" w:cs="Arial" w:eastAsia="Arial" w:hAnsi="Arial"/>
+          <w:i w:val="1"/>
+          <w:iCs w:val="1"/>
+          <w:sz w:val="20"/>
+          <w:szCs w:val="20"/>
+          <w:rtl w:val="0"/>
+        </w:rPr>
+        <w:t xml:space="preserve">Tested restart session and reset progress functionality to ensure all game state variables reset properly.</w:t>
+      </w:r>
+    </w:p>
+    <w:p>
+      <w:pPr>
+        <w:numPr>
+          <w:ilvl w:val="0"/>
+          <w:numId w:val="6"/>
+        </w:numPr>
+        <w:shd w:fill="ffffff" w:val="clear"/>
+        <w:ind w:left="720" w:hanging="360"/>
+        <w:rPr>
+          <w:rFonts w:ascii="Arial" w:cs="Arial" w:eastAsia="Arial" w:hAnsi="Arial"/>
+          <w:i w:val="1"/>
+          <w:iCs w:val="1"/>
+          <w:sz w:val="20"/>
+          <w:szCs w:val="20"/>
           <w:u w:val="none"/>
         </w:rPr>
       </w:pPr>
@@ -1054,123 +1480,7 @@
           <w:szCs w:val="20"/>
           <w:rtl w:val="0"/>
         </w:rPr>
-        <w:t xml:space="preserve">Tested the score computation in all modes of the game to ensure consistency and accuracy. </w:t>
-      </w:r>
-    </w:p>
-    <w:p>
-      <w:pPr>
-        <w:numPr>
-          <w:ilvl w:val="0"/>
-          <w:numId w:val="6"/>
-        </w:numPr>
-        <w:shd w:fill="ffffff" w:val="clear"/>
-        <w:ind w:left="720" w:hanging="360"/>
-        <w:rPr>
-          <w:rFonts w:ascii="Arial" w:cs="Arial" w:eastAsia="Arial" w:hAnsi="Arial"/>
-          <w:i w:val="1"/>
-          <w:iCs w:val="1"/>
-          <w:sz w:val="20"/>
-          <w:szCs w:val="20"/>
-          <w:u w:val="none"/>
-        </w:rPr>
-      </w:pPr>
-      <w:r>
-        <w:rPr>
-          <w:rFonts w:ascii="Arial" w:cs="Arial" w:eastAsia="Arial" w:hAnsi="Arial"/>
-          <w:i w:val="1"/>
-          <w:iCs w:val="1"/>
-          <w:sz w:val="20"/>
-          <w:szCs w:val="20"/>
-          <w:rtl w:val="0"/>
-        </w:rPr>
-        <w:t xml:space="preserve">Tested the alternate game mode various times ensuring it worked as it should and different from the classic mode. </w:t>
-      </w:r>
-    </w:p>
-    <w:p>
-      <w:pPr>
-        <w:numPr>
-          <w:ilvl w:val="0"/>
-          <w:numId w:val="6"/>
-        </w:numPr>
-        <w:shd w:fill="ffffff" w:val="clear"/>
-        <w:ind w:left="720" w:hanging="360"/>
-        <w:rPr>
-          <w:rFonts w:ascii="Arial" w:cs="Arial" w:eastAsia="Arial" w:hAnsi="Arial"/>
-          <w:i w:val="1"/>
-          <w:iCs w:val="1"/>
-          <w:sz w:val="20"/>
-          <w:szCs w:val="20"/>
-          <w:u w:val="none"/>
-        </w:rPr>
-      </w:pPr>
-      <w:r>
-        <w:rPr>
-          <w:rFonts w:ascii="Arial" w:cs="Arial" w:eastAsia="Arial" w:hAnsi="Arial"/>
-          <w:i w:val="1"/>
-          <w:iCs w:val="1"/>
-          <w:sz w:val="20"/>
-          <w:szCs w:val="20"/>
-          <w:rtl w:val="0"/>
-        </w:rPr>
-        <w:t xml:space="preserve">Real-time live multiplayer mode. </w:t>
-      </w:r>
-    </w:p>
-    <w:p>
-      <w:pPr>
-        <w:numPr>
-          <w:ilvl w:val="0"/>
-          <w:numId w:val="6"/>
-        </w:numPr>
-        <w:shd w:fill="ffffff" w:val="clear"/>
-        <w:ind w:left="720" w:hanging="360"/>
-        <w:rPr>
-          <w:rFonts w:ascii="Arial" w:cs="Arial" w:eastAsia="Arial" w:hAnsi="Arial"/>
-          <w:i w:val="1"/>
-          <w:iCs w:val="1"/>
-          <w:sz w:val="20"/>
-          <w:szCs w:val="20"/>
-          <w:u w:val="none"/>
-        </w:rPr>
-      </w:pPr>
-      <w:r>
-        <w:rPr>
-          <w:rFonts w:ascii="Arial" w:cs="Arial" w:eastAsia="Arial" w:hAnsi="Arial"/>
-          <w:i w:val="1"/>
-          <w:iCs w:val="1"/>
-          <w:sz w:val="20"/>
-          <w:szCs w:val="20"/>
-          <w:rtl w:val="0"/>
-        </w:rPr>
-        <w:t xml:space="preserve">Ensure animals are displayed with info cards/popups with a small demo image pool that randomize shuffle.</w:t>
-      </w:r>
-    </w:p>
-    <w:p>
-      <w:pPr>
-        <w:numPr>
-          <w:ilvl w:val="0"/>
-          <w:numId w:val="6"/>
-        </w:numPr>
-        <w:shd w:fill="ffffff" w:val="clear"/>
-        <w:ind w:left="720" w:hanging="360"/>
-        <w:rPr>
-          <w:rFonts w:ascii="Arial" w:cs="Arial" w:eastAsia="Arial" w:hAnsi="Arial"/>
-          <w:i w:val="1"/>
-          <w:iCs w:val="1"/>
-          <w:sz w:val="20"/>
-          <w:szCs w:val="20"/>
-          <w:u w:val="none"/>
-        </w:rPr>
-      </w:pPr>
-      <w:r>
-        <w:rPr>
-          <w:rFonts w:ascii="Arial" w:cs="Arial" w:eastAsia="Arial" w:hAnsi="Arial"/>
-          <w:i w:val="1"/>
-          <w:iCs w:val="1"/>
-          <w:sz w:val="20"/>
-          <w:szCs w:val="20"/>
-          <w:rtl w:val="0"/>
-        </w:rPr>
-        <w:t xml:space="preserve">Tested Time Trials mode by completing full 5-animal sessions, hint system by using hints before and after guesses, high score persistence by reloading the page, and reset button functionality</w:t>
+        <w:t xml:space="preserve">Create a unit test that is run by pytest. The unit test has 82% code coverage and runs simulated tests on website navigation, game features and results, and edge cases in under 15 seconds.</w:t>
       </w:r>
     </w:p>
     <w:p>
@@ -1189,11 +1499,6 @@
         </w:rPr>
         <w:t xml:space="preserve">Execution-based Non-Functional Testing (10 points)</w:t>
       </w:r>
-      <w:r>
-        <w:rPr>
-          <w:rtl w:val="0"/>
-        </w:rPr>
-      </w:r>
     </w:p>
     <w:p>
       <w:pPr>
@@ -1260,6 +1565,34 @@
           <w:iCs w:val="1"/>
           <w:sz w:val="20"/>
           <w:szCs w:val="20"/>
+        </w:rPr>
+      </w:pPr>
+      <w:r>
+        <w:rPr>
+          <w:rFonts w:ascii="Arial" w:cs="Arial" w:eastAsia="Arial" w:hAnsi="Arial"/>
+          <w:i w:val="1"/>
+          <w:iCs w:val="1"/>
+          <w:sz w:val="20"/>
+          <w:szCs w:val="20"/>
+          <w:rtl w:val="0"/>
+        </w:rPr>
+        <w:t xml:space="preserve">Ensured that all changes to source code were maintained in version control (GitHub)</w:t>
+      </w:r>
+    </w:p>
+    <w:p>
+      <w:pPr>
+        <w:numPr>
+          <w:ilvl w:val="0"/>
+          <w:numId w:val="3"/>
+        </w:numPr>
+        <w:shd w:fill="ffffff" w:val="clear"/>
+        <w:ind w:left="720" w:hanging="360"/>
+        <w:rPr>
+          <w:rFonts w:ascii="Arial" w:cs="Arial" w:eastAsia="Arial" w:hAnsi="Arial"/>
+          <w:i w:val="1"/>
+          <w:iCs w:val="1"/>
+          <w:sz w:val="20"/>
+          <w:szCs w:val="20"/>
           <w:u w:val="none"/>
         </w:rPr>
       </w:pPr>
@@ -1272,7 +1605,7 @@
           <w:szCs w:val="20"/>
           <w:rtl w:val="0"/>
         </w:rPr>
-        <w:t xml:space="preserve">Ensured that all changes to source code were maintained in version control (GitHub)</w:t>
+        <w:t xml:space="preserve">Turned the application into a flask app that stores runtime errors in a console log file for greater debugging. </w:t>
       </w:r>
     </w:p>
     <w:p>
@@ -1289,7 +1622,6 @@
           <w:iCs w:val="1"/>
           <w:sz w:val="20"/>
           <w:szCs w:val="20"/>
-          <w:u w:val="none"/>
         </w:rPr>
       </w:pPr>
       <w:r>
@@ -1303,6 +1635,11 @@
         </w:rPr>
         <w:t xml:space="preserve">Aidan configured SSH access to the server and tested for reliability</w:t>
       </w:r>
+      <w:r>
+        <w:rPr>
+          <w:rtl w:val="0"/>
+        </w:rPr>
+      </w:r>
     </w:p>
     <w:p>
       <w:pPr>
@@ -1318,19 +1655,23 @@
           <w:iCs w:val="1"/>
           <w:sz w:val="20"/>
           <w:szCs w:val="20"/>
-          <w:u w:val="none"/>
-        </w:rPr>
-      </w:pPr>
-      <w:r>
-        <w:rPr>
-          <w:rFonts w:ascii="Arial" w:cs="Arial" w:eastAsia="Arial" w:hAnsi="Arial"/>
-          <w:i w:val="1"/>
-          <w:iCs w:val="1"/>
-          <w:sz w:val="20"/>
-          <w:szCs w:val="20"/>
-          <w:rtl w:val="0"/>
-        </w:rPr>
-        <w:t xml:space="preserve">Bao tested image blur transition smoothness, score calculation response time. Tested localStorage persistence by closing and reopening the browser.</w:t>
+        </w:rPr>
+      </w:pPr>
+      <w:r>
+        <w:rPr>
+          <w:rFonts w:ascii="Arial" w:cs="Arial" w:eastAsia="Arial" w:hAnsi="Arial"/>
+          <w:i w:val="1"/>
+          <w:iCs w:val="1"/>
+          <w:sz w:val="20"/>
+          <w:szCs w:val="20"/>
+          <w:rtl w:val="0"/>
+        </w:rPr>
+        <w:t xml:space="preserve">Bao tested image blur transition smoothness, score calculation response time, session progression updates, and localStorage persistence by closing and reopening the browser.</w:t>
+      </w:r>
+      <w:r>
+        <w:rPr>
+          <w:rtl w:val="0"/>
+        </w:rPr>
       </w:r>
     </w:p>
     <w:p>
@@ -1343,7 +1684,7 @@
         <w:ind w:left="288" w:hanging="288"/>
         <w:rPr/>
       </w:pPr>
-      <w:bookmarkStart w:colFirst="0" w:colLast="0" w:name="_wennra5geo22" w:id="0"/>
+      <w:bookmarkStart w:colFirst="0" w:colLast="0" w:name="_amm6gm8p7mue" w:id="0"/>
       <w:bookmarkEnd w:id="0"/>
       <w:r>
         <w:rPr>
@@ -1351,15 +1692,19 @@
         </w:rPr>
         <w:t xml:space="preserve">Non-Execution-based Testing (10 points)</w:t>
       </w:r>
-      <w:r>
-        <w:rPr>
-          <w:rtl w:val="0"/>
-        </w:rPr>
-      </w:r>
-    </w:p>
-    <w:p>
-      <w:pPr>
-        <w:shd w:fill="ffffff" w:val="clear"/>
+    </w:p>
+    <w:p>
+      <w:pPr>
+        <w:shd w:fill="ffffff" w:val="clear"/>
+        <w:rPr>
+          <w:rFonts w:ascii="Arial" w:cs="Arial" w:eastAsia="Arial" w:hAnsi="Arial"/>
+          <w:i w:val="1"/>
+          <w:iCs w:val="1"/>
+          <w:sz w:val="20"/>
+          <w:szCs w:val="20"/>
+        </w:rPr>
+      </w:pPr>
+      <w:r>
         <w:rPr>
           <w:rFonts w:ascii="Arial" w:cs="Arial" w:eastAsia="Arial" w:hAnsi="Arial"/>
           <w:i w:val="1"/>
@@ -1367,20 +1712,15 @@
           <w:color w:val="000000"/>
           <w:sz w:val="20"/>
           <w:szCs w:val="20"/>
-        </w:rPr>
-      </w:pPr>
-      <w:r>
-        <w:rPr>
-          <w:rFonts w:ascii="Arial" w:cs="Arial" w:eastAsia="Arial" w:hAnsi="Arial"/>
-          <w:i w:val="1"/>
-          <w:iCs w:val="1"/>
-          <w:color w:val="000000"/>
-          <w:sz w:val="20"/>
-          <w:szCs w:val="20"/>
           <w:rtl w:val="0"/>
         </w:rPr>
         <w:t xml:space="preserve">Describe how/if you performed non-execution-based testing (such as code reviews/inspections/walkthroughs). </w:t>
       </w:r>
+      <w:r>
+        <w:rPr>
+          <w:rtl w:val="0"/>
+        </w:rPr>
+      </w:r>
     </w:p>
     <w:p>
       <w:pPr>
@@ -1396,6 +1736,67 @@
           <w:iCs w:val="1"/>
           <w:sz w:val="20"/>
           <w:szCs w:val="20"/>
+        </w:rPr>
+      </w:pPr>
+      <w:r>
+        <w:rPr>
+          <w:rFonts w:ascii="Arial" w:cs="Arial" w:eastAsia="Arial" w:hAnsi="Arial"/>
+          <w:i w:val="1"/>
+          <w:iCs w:val="1"/>
+          <w:sz w:val="20"/>
+          <w:szCs w:val="20"/>
+          <w:rtl w:val="0"/>
+        </w:rPr>
+        <w:t xml:space="preserve">Reviewed the code for classic and challenge mode of Zooguessr game, by performing informal manual reviews of team members’ code before integrating to check for logic errors and standard compliances. Such has having someone merge the pull request onto the main branch that did not write the code, to practice peer review. </w:t>
+      </w:r>
+      <w:r>
+        <w:rPr>
+          <w:rtl w:val="0"/>
+        </w:rPr>
+      </w:r>
+    </w:p>
+    <w:p>
+      <w:pPr>
+        <w:numPr>
+          <w:ilvl w:val="0"/>
+          <w:numId w:val="4"/>
+        </w:numPr>
+        <w:shd w:fill="ffffff" w:val="clear"/>
+        <w:ind w:left="720" w:hanging="360"/>
+        <w:rPr>
+          <w:rFonts w:ascii="Arial" w:cs="Arial" w:eastAsia="Arial" w:hAnsi="Arial"/>
+          <w:i w:val="1"/>
+          <w:iCs w:val="1"/>
+          <w:sz w:val="20"/>
+          <w:szCs w:val="20"/>
+        </w:rPr>
+      </w:pPr>
+      <w:r>
+        <w:rPr>
+          <w:rFonts w:ascii="Arial" w:cs="Arial" w:eastAsia="Arial" w:hAnsi="Arial"/>
+          <w:i w:val="1"/>
+          <w:iCs w:val="1"/>
+          <w:sz w:val="20"/>
+          <w:szCs w:val="20"/>
+          <w:rtl w:val="0"/>
+        </w:rPr>
+        <w:t xml:space="preserve">Reviewed Species Guessing Game hint penalty logic and time trials queue generation through peer walkthrough before merging.</w:t>
+      </w:r>
+    </w:p>
+    <w:p>
+      <w:pPr>
+        <w:numPr>
+          <w:ilvl w:val="0"/>
+          <w:numId w:val="4"/>
+        </w:numPr>
+        <w:shd w:fill="ffffff" w:val="clear"/>
+        <w:ind w:left="720" w:hanging="360"/>
+        <w:rPr>
+          <w:rFonts w:ascii="Arial" w:cs="Arial" w:eastAsia="Arial" w:hAnsi="Arial"/>
+          <w:i w:val="1"/>
+          <w:iCs w:val="1"/>
+          <w:sz w:val="20"/>
+          <w:szCs w:val="20"/>
           <w:u w:val="none"/>
         </w:rPr>
       </w:pPr>
@@ -1408,52 +1809,7 @@
           <w:szCs w:val="20"/>
           <w:rtl w:val="0"/>
         </w:rPr>
-        <w:t xml:space="preserve">Reviewed the code for classic and challenge mode of Zooguessr game, by performing informal manual reviews of team members’ code before integrating to check for logic errors and standard compliances. Such has having someone merge the pull request onto the main branch that did not write the code, to practice peer review. </w:t>
-      </w:r>
-    </w:p>
-    <w:p>
-      <w:pPr>
-        <w:numPr>
-          <w:ilvl w:val="0"/>
-          <w:numId w:val="4"/>
-        </w:numPr>
-        <w:shd w:fill="ffffff" w:val="clear"/>
-        <w:ind w:left="720" w:hanging="360"/>
-        <w:rPr>
-          <w:rFonts w:ascii="Arial" w:cs="Arial" w:eastAsia="Arial" w:hAnsi="Arial"/>
-          <w:i w:val="1"/>
-          <w:iCs w:val="1"/>
-          <w:sz w:val="20"/>
-          <w:szCs w:val="20"/>
-          <w:u w:val="none"/>
-        </w:rPr>
-      </w:pPr>
-      <w:r>
-        <w:rPr>
-          <w:rFonts w:ascii="Arial" w:cs="Arial" w:eastAsia="Arial" w:hAnsi="Arial"/>
-          <w:i w:val="1"/>
-          <w:iCs w:val="1"/>
-          <w:sz w:val="20"/>
-          <w:szCs w:val="20"/>
-          <w:rtl w:val="0"/>
-        </w:rPr>
-        <w:t xml:space="preserve">Reviewed Species Guessing Game hint penalty logic and time trials queue generation through peer walkthrough before merging.</w:t>
-      </w:r>
-    </w:p>
-    <w:p>
-      <w:pPr>
-        <w:shd w:fill="ffffff" w:val="clear"/>
-        <w:rPr>
-          <w:rFonts w:ascii="Arial" w:cs="Arial" w:eastAsia="Arial" w:hAnsi="Arial"/>
-          <w:color w:val="000000"/>
-          <w:sz w:val="20"/>
-          <w:szCs w:val="20"/>
-        </w:rPr>
-      </w:pPr>
-      <w:r>
-        <w:rPr>
-          <w:rtl w:val="0"/>
-        </w:rPr>
+        <w:t xml:space="preserve">Reviewed session-based gameplay logic and leaderboard integration through team walkthroughs to ensure consistency with requirements.</w:t>
       </w:r>
     </w:p>
     <w:sectPr>
